--- a/module-10/Stone-Assignment 10.3.docx
+++ b/module-10/Stone-Assignment 10.3.docx
@@ -298,7 +298,7 @@
         <w:sz w:val="60"/>
         <w:szCs w:val="60"/>
       </w:rPr>
-      <w:t>4</w:t>
+      <w:t>8</w:t>
     </w:r>
     <w:r>
       <w:rPr>
